--- a/Lab_11/Lab_11_Phylogenetics.docx
+++ b/Lab_11/Lab_11_Phylogenetics.docx
@@ -3162,7 +3162,13 @@
         <w:t xml:space="preserve"> of primates. This dataset was imported into BEAUti, where </w:t>
       </w:r>
       <w:r>
-        <w:t>I made sure that all four partitions (noncoding, 1</w:t>
+        <w:t xml:space="preserve">I </w:t>
+      </w:r>
+      <w:r>
+        <w:t xml:space="preserve">ensured that </w:t>
+      </w:r>
+      <w:r>
+        <w:t>all four partitions (noncoding, 1</w:t>
       </w:r>
       <w:r>
         <w:rPr>
@@ -3191,72 +3197,196 @@
       <w:r>
         <w:t xml:space="preserve"> </w:t>
       </w:r>
-      <w:proofErr w:type="spellStart"/>
-      <w:r>
-        <w:t>positon</w:t>
-      </w:r>
-      <w:proofErr w:type="spellEnd"/>
-      <w:r>
-        <w:t xml:space="preserve">) shared the same evolutionary history. I did so by linking the trees as well as the clock models. </w:t>
-      </w:r>
-      <w:r>
-        <w:t>The HKY model was selected because it accounts for different base frequencies and distinct rates for transitions vs transversions. This model is often considered more flexible and complex than JC and K2P models.</w:t>
-      </w:r>
-      <w:r>
-        <w:t xml:space="preserve"> I used a random local clock </w:t>
+      <w:r>
+        <w:t>position</w:t>
+      </w:r>
+      <w:r>
+        <w:t>) shared the same evolutionary history</w:t>
+      </w:r>
+      <w:r>
+        <w:t xml:space="preserve"> b</w:t>
+      </w:r>
+      <w:r>
+        <w:t>y linking the trees a</w:t>
+      </w:r>
+      <w:r>
+        <w:t xml:space="preserve">nd </w:t>
+      </w:r>
+      <w:r>
+        <w:t xml:space="preserve">clock models. </w:t>
+      </w:r>
+      <w:r>
+        <w:t>The HKY model was selected because it accounts for different base frequencies and distinct rates for transitions versus transversions, making it more flexible than simpler models such as JC and K2P.</w:t>
+      </w:r>
+      <w:r>
+        <w:t xml:space="preserve"> </w:t>
+      </w:r>
+      <w:r>
+        <w:t xml:space="preserve">I used a random local clock </w:t>
       </w:r>
       <w:r>
         <w:t xml:space="preserve">instead of the recommended strict clock in the instructions </w:t>
       </w:r>
-      <w:proofErr w:type="gramStart"/>
-      <w:r>
-        <w:t>in order to</w:t>
-      </w:r>
-      <w:proofErr w:type="gramEnd"/>
+      <w:r>
+        <w:t xml:space="preserve">to </w:t>
+      </w:r>
+      <w:r>
+        <w:t xml:space="preserve">accommodate rate variation across branches. Priors were </w:t>
+      </w:r>
+      <w:r>
+        <w:t xml:space="preserve">specified </w:t>
+      </w:r>
+      <w:r>
+        <w:lastRenderedPageBreak/>
+        <w:t>for each model parameter</w:t>
+      </w:r>
+      <w:r>
+        <w:t xml:space="preserve">. </w:t>
+      </w:r>
+      <w:r>
+        <w:t xml:space="preserve">The Calibrated Yule Model was </w:t>
+      </w:r>
+      <w:r>
+        <w:t>used</w:t>
+      </w:r>
+      <w:r>
+        <w:t xml:space="preserve"> as the tree prior</w:t>
+      </w:r>
+      <w:r>
+        <w:t>,</w:t>
+      </w:r>
+      <w:r>
+        <w:t xml:space="preserve"> as it is a simple model of speciation </w:t>
+      </w:r>
+      <w:r>
+        <w:t>commonly applied to datasets consisting of</w:t>
+      </w:r>
+      <w:r>
+        <w:t xml:space="preserve"> different species. </w:t>
+      </w:r>
+      <w:proofErr w:type="spellStart"/>
+      <w:r>
+        <w:t>Homo_sapiens</w:t>
+      </w:r>
+      <w:proofErr w:type="spellEnd"/>
+      <w:r>
+        <w:t xml:space="preserve"> and Pan were </w:t>
+      </w:r>
+      <w:r>
+        <w:t>included as calibration priors to allow</w:t>
+      </w:r>
       <w:r>
         <w:t xml:space="preserve"> </w:t>
       </w:r>
       <w:r>
-        <w:lastRenderedPageBreak/>
-        <w:t xml:space="preserve">accommodate rate variations across branches. Priors were determined to allow prior distributions to be specified for each of the model parameters. </w:t>
-      </w:r>
-      <w:r>
-        <w:t xml:space="preserve">The Calibrated Yule Model was specified as the tree prior as it is a simple model of speciation generally used for sequences from different species. </w:t>
-      </w:r>
-      <w:proofErr w:type="spellStart"/>
-      <w:r>
-        <w:t>Homo_sapiens</w:t>
-      </w:r>
-      <w:proofErr w:type="spellEnd"/>
-      <w:r>
-        <w:t xml:space="preserve"> and Pan were added as additional priors </w:t>
-      </w:r>
-      <w:r>
-        <w:t xml:space="preserve">to allow BEAST2 to calibrate the tree in time. MCMC analysis was performed to estimate posterior distributions of tree topologies and parameters. The .xml file created from BEAUti was input into </w:t>
+        <w:t xml:space="preserve">BEAST2 to </w:t>
+      </w:r>
+      <w:r>
+        <w:t>estimate divergence times.</w:t>
+      </w:r>
+      <w:r>
+        <w:t xml:space="preserve"> </w:t>
+      </w:r>
+    </w:p>
+    <w:p>
+      <w:pPr>
+        <w:ind w:left="720" w:firstLine="720"/>
+      </w:pPr>
+      <w:r>
+        <w:t xml:space="preserve">MCMC analysis was performed to estimate posterior distributions of tree topologies and parameters. The .xml file </w:t>
+      </w:r>
+      <w:r>
+        <w:t>generated from</w:t>
+      </w:r>
+      <w:r>
+        <w:t xml:space="preserve"> BEAUti was </w:t>
+      </w:r>
+      <w:r>
+        <w:t>then run in</w:t>
+      </w:r>
+      <w:r>
+        <w:t xml:space="preserve"> </w:t>
       </w:r>
       <w:r>
         <w:t>BEAST2</w:t>
       </w:r>
       <w:r>
-        <w:t xml:space="preserve"> to run the analysis. </w:t>
-      </w:r>
-      <w:r>
-        <w:t xml:space="preserve">The results from </w:t>
-      </w:r>
-      <w:r>
-        <w:t>BEAST2</w:t>
-      </w:r>
-      <w:r>
-        <w:t xml:space="preserve"> are then uploaded into Tracer which provides summary statistics including traces for the posterior, prior, likelihood, tree likelihoods, and other parameters. This program allows us to specify the Burn-In value used to give the Markov Chain time to reach equilibrium distribution if the starting point is bad. After running the files, I realized that many of the ESS values were too low (&lt;100), so I went back to the </w:t>
+        <w:t xml:space="preserve">. </w:t>
+      </w:r>
+      <w:r>
+        <w:t>The result</w:t>
+      </w:r>
+      <w:r>
+        <w:t xml:space="preserve">ing output files were analyzed in </w:t>
+      </w:r>
+      <w:r>
+        <w:t xml:space="preserve">Tracer which provides summary statistics </w:t>
+      </w:r>
+      <w:r>
+        <w:t xml:space="preserve">and </w:t>
+      </w:r>
+      <w:r>
+        <w:t>trac</w:t>
+      </w:r>
+      <w:r>
+        <w:t>e plots for parameters such as</w:t>
+      </w:r>
+      <w:r>
+        <w:t xml:space="preserve"> </w:t>
+      </w:r>
+      <w:r>
+        <w:t xml:space="preserve">the </w:t>
+      </w:r>
+      <w:r>
+        <w:t>posterior, prior, likelihood</w:t>
+      </w:r>
+      <w:r>
+        <w:t xml:space="preserve">. </w:t>
+      </w:r>
+      <w:r>
+        <w:t xml:space="preserve">This program </w:t>
+      </w:r>
+      <w:r>
+        <w:t xml:space="preserve">also </w:t>
+      </w:r>
+      <w:r>
+        <w:t>allows specif</w:t>
+      </w:r>
+      <w:r>
+        <w:t>ication of a</w:t>
+      </w:r>
+      <w:r>
+        <w:t xml:space="preserve"> </w:t>
+      </w:r>
+      <w:r>
+        <w:t>b</w:t>
+      </w:r>
+      <w:r>
+        <w:t>urn-</w:t>
+      </w:r>
+      <w:r>
+        <w:t>i</w:t>
+      </w:r>
+      <w:r>
+        <w:t xml:space="preserve">n value </w:t>
+      </w:r>
+      <w:r>
+        <w:t>to remove the initial portion of the chain.</w:t>
+      </w:r>
+      <w:r>
+        <w:t xml:space="preserve"> After running the files, I realized that many of the ESS values were too low (&lt;100), so I went back to the </w:t>
       </w:r>
       <w:r>
         <w:t>BEAUti</w:t>
       </w:r>
       <w:r>
-        <w:t xml:space="preserve"> file to readjust the MCMC chain length parameter to 10,000,000 which provides more data points </w:t>
-      </w:r>
-      <w:r>
-        <w:t xml:space="preserve">to calculate posterior distribution and increases ESS values. </w:t>
+        <w:t xml:space="preserve"> file to readjust the MCMC chain length parameter to 10,000,000 </w:t>
+      </w:r>
+      <w:r>
+        <w:t>to improve sampling and increase</w:t>
+      </w:r>
+      <w:r>
+        <w:t xml:space="preserve"> ESS values. </w:t>
       </w:r>
       <w:r>
         <w:t xml:space="preserve">Finally, the MCC phylogenetic tree was generated with </w:t>
@@ -3297,7 +3427,13 @@
       </w:pPr>
       <w:r>
         <w:tab/>
-        <w:t xml:space="preserve">A Bayesian phylogenetic tree was formed representing the relationships among 12 primate species. </w:t>
+        <w:t xml:space="preserve">A Bayesian phylogenetic tree was </w:t>
+      </w:r>
+      <w:r>
+        <w:t>generated</w:t>
+      </w:r>
+      <w:r>
+        <w:t xml:space="preserve"> representing the relationships among 12 primate species. </w:t>
       </w:r>
       <w:proofErr w:type="spellStart"/>
       <w:r>
@@ -3309,7 +3445,10 @@
       </w:r>
       <w:proofErr w:type="spellStart"/>
       <w:r>
-        <w:t>Tarsius_syrinchta</w:t>
+        <w:t>Tarsius_</w:t>
+      </w:r>
+      <w:r>
+        <w:t>syrichta</w:t>
       </w:r>
       <w:proofErr w:type="spellEnd"/>
       <w:r>
@@ -3321,7 +3460,19 @@
       </w:r>
       <w:proofErr w:type="spellEnd"/>
       <w:r>
-        <w:t xml:space="preserve"> branches off next below the outgroup and separate from the clade below. At the bottom of the tree is the clade of apes. This shows Hylobates splitting first, then the Pongo, Gorilla, and finally </w:t>
+        <w:t xml:space="preserve"> branches off next below the outgroup and </w:t>
+      </w:r>
+      <w:r>
+        <w:t xml:space="preserve">forms a </w:t>
+      </w:r>
+      <w:r>
+        <w:t xml:space="preserve">separate </w:t>
+      </w:r>
+      <w:r>
+        <w:t xml:space="preserve">lineage </w:t>
+      </w:r>
+      <w:r>
+        <w:t xml:space="preserve">from the clade below. At the bottom of the tree is the clade of apes. This shows Hylobates splitting first, then the Pongo, Gorilla, and finally </w:t>
       </w:r>
       <w:proofErr w:type="spellStart"/>
       <w:r>
@@ -3349,7 +3500,19 @@
         <w:t xml:space="preserve"> and Pan</w:t>
       </w:r>
       <w:r>
-        <w:t xml:space="preserve"> are most closely related to each other as they are sister taxa. The horizontal values indicate posterior probability which gives the Bayesian probability that tree topology or branches are correct given the data, model, and priors. In BEAST2, the MCMC method is employed which samples trees, and higher probability trees are visited most frequently. The confidence values range from 0 to 1, 1 indicating strong confidence, and values less than 0.5 indicating weak confidence. </w:t>
+        <w:t xml:space="preserve"> are most closely related to each other as they are sister taxa. </w:t>
+      </w:r>
+      <w:r>
+        <w:t>P</w:t>
+      </w:r>
+      <w:r>
+        <w:t xml:space="preserve">osterior probability </w:t>
+      </w:r>
+      <w:r>
+        <w:t>values indicate support for each node given the data, model, and priors.</w:t>
+      </w:r>
+      <w:r>
+        <w:t xml:space="preserve"> In BEAST2, the MCMC method is employed which samples trees, and higher probability trees are visited most frequently. The confidence values range from 0 to 1, 1 indicating strong confidence, and values less than 0.5 indicating weak confidence. </w:t>
       </w:r>
       <w:r>
         <w:t xml:space="preserve">All </w:t>
@@ -3383,7 +3546,7 @@
         <w:t xml:space="preserve">This analysis is important because it shows how Bayesian phylogenetics can determine and visualize evolutionary relationships and divergence using genetic data. </w:t>
       </w:r>
       <w:r>
-        <w:t>Phylogenetic trees can show estimates of time or amount of genetic change, it shows how closely related species are to each other, they can classify new species, and trace evolution over time.</w:t>
+        <w:t>Phylogenetic trees can show estimates of time or amount of genetic change, how closely related species are to each other, they can classify new species, and trace evolution over time.</w:t>
       </w:r>
       <w:r>
         <w:t xml:space="preserve"> Mitochondrial DNA is useful for indicating relationships because it evolves quickly and is inherited without recombination. This allows us to more accurately track genetic changes over time. </w:t>
